--- a/docs/posts/overture-data-download/index.docx
+++ b/docs/posts/overture-data-download/index.docx
@@ -5390,7 +5390,7 @@
         <w:rPr>
           <w:rStyle w:val="VerbatimChar"/>
         </w:rPr>
-        <w:t xml:space="preserve">['id', 'version', 'update_time', 'sources', 'confidence', 'websites', 'socials', 'emails', 'phones', 'addresses', 'filename', 'theme', 'type', 'bbox.xmin', 'bbox.xmax', 'bbox.ymin', 'bbox.ymax', 'names.primary', 'names.common', 'names.rules', 'categories.main', 'categories.alternate', 'brand.wikidata', 'brand.names.primary', 'brand.names.common', 'brand.names.rules', 'geometry']</w:t>
+        <w:t xml:space="preserve">['id', 'bbox', 'version', 'update_time', 'sources', 'names', 'categories', 'confidence', 'websites', 'socials', 'emails', 'phones', 'brand', 'addresses', 'filename', 'theme', 'type', 'geometry']</w:t>
       </w:r>
     </w:p>
     <w:bookmarkEnd w:id="16"/>
@@ -5836,22 +5836,43 @@
         <w:rPr>
           <w:rStyle w:val="NormalTok"/>
         </w:rPr>
-        <w:t xml:space="preserve">slco_places_gdf </w:t>
+        <w:t xml:space="preserve">(</w:t>
+      </w:r>
+      <w:r>
+        <w:br/>
+      </w:r>
+      <w:r>
+        <w:rPr>
+          <w:rStyle w:val="NormalTok"/>
+        </w:rPr>
+        <w:t xml:space="preserve">    slco_places_gdf</w:t>
+      </w:r>
+      <w:r>
+        <w:br/>
+      </w:r>
+      <w:r>
+        <w:rPr>
+          <w:rStyle w:val="NormalTok"/>
+        </w:rPr>
+        <w:t xml:space="preserve">    .sample(n</w:t>
       </w:r>
       <w:r>
         <w:rPr>
           <w:rStyle w:val="OperatorTok"/>
         </w:rPr>
-        <w:t xml:space="preserve">\</w:t>
-      </w:r>
-      <w:r>
-        <w:br/>
-      </w:r>
-      <w:r>
-        <w:rPr>
-          <w:rStyle w:val="NormalTok"/>
-        </w:rPr>
-        <w:t xml:space="preserve">    .sample(n</w:t>
+        <w:t xml:space="preserve">=</w:t>
+      </w:r>
+      <w:r>
+        <w:rPr>
+          <w:rStyle w:val="DecValTok"/>
+        </w:rPr>
+        <w:t xml:space="preserve">1000</w:t>
+      </w:r>
+      <w:r>
+        <w:rPr>
+          <w:rStyle w:val="NormalTok"/>
+        </w:rPr>
+        <w:t xml:space="preserve">, random_state</w:t>
       </w:r>
       <w:r>
         <w:rPr>
@@ -5863,13 +5884,37 @@
         <w:rPr>
           <w:rStyle w:val="DecValTok"/>
         </w:rPr>
-        <w:t xml:space="preserve">1000</w:t>
-      </w:r>
-      <w:r>
-        <w:rPr>
-          <w:rStyle w:val="NormalTok"/>
-        </w:rPr>
-        <w:t xml:space="preserve">, random_state</w:t>
+        <w:t xml:space="preserve">123</w:t>
+      </w:r>
+      <w:r>
+        <w:rPr>
+          <w:rStyle w:val="NormalTok"/>
+        </w:rPr>
+        <w:t xml:space="preserve">)</w:t>
+      </w:r>
+      <w:r>
+        <w:br/>
+      </w:r>
+      <w:r>
+        <w:rPr>
+          <w:rStyle w:val="NormalTok"/>
+        </w:rPr>
+        <w:t xml:space="preserve">    .assign(  </w:t>
+      </w:r>
+      <w:r>
+        <w:rPr>
+          <w:rStyle w:val="CommentTok"/>
+        </w:rPr>
+        <w:t xml:space="preserve"># names and categories are struct columns, read back as dicts</w:t>
+      </w:r>
+      <w:r>
+        <w:br/>
+      </w:r>
+      <w:r>
+        <w:rPr>
+          <w:rStyle w:val="NormalTok"/>
+        </w:rPr>
+        <w:t xml:space="preserve">        names_primary</w:t>
       </w:r>
       <w:r>
         <w:rPr>
@@ -5879,219 +5924,228 @@
       </w:r>
       <w:r>
         <w:rPr>
+          <w:rStyle w:val="KeywordTok"/>
+        </w:rPr>
+        <w:t xml:space="preserve">lambda</w:t>
+      </w:r>
+      <w:r>
+        <w:rPr>
+          <w:rStyle w:val="NormalTok"/>
+        </w:rPr>
+        <w:t xml:space="preserve"> d: d[</w:t>
+      </w:r>
+      <w:r>
+        <w:rPr>
+          <w:rStyle w:val="StringTok"/>
+        </w:rPr>
+        <w:t xml:space="preserve">"names"</w:t>
+      </w:r>
+      <w:r>
+        <w:rPr>
+          <w:rStyle w:val="NormalTok"/>
+        </w:rPr>
+        <w:t xml:space="preserve">].</w:t>
+      </w:r>
+      <w:r>
+        <w:rPr>
+          <w:rStyle w:val="BuiltInTok"/>
+        </w:rPr>
+        <w:t xml:space="preserve">str</w:t>
+      </w:r>
+      <w:r>
+        <w:rPr>
+          <w:rStyle w:val="NormalTok"/>
+        </w:rPr>
+        <w:t xml:space="preserve">[</w:t>
+      </w:r>
+      <w:r>
+        <w:rPr>
+          <w:rStyle w:val="StringTok"/>
+        </w:rPr>
+        <w:t xml:space="preserve">"primary"</w:t>
+      </w:r>
+      <w:r>
+        <w:rPr>
+          <w:rStyle w:val="NormalTok"/>
+        </w:rPr>
+        <w:t xml:space="preserve">],</w:t>
+      </w:r>
+      <w:r>
+        <w:br/>
+      </w:r>
+      <w:r>
+        <w:rPr>
+          <w:rStyle w:val="NormalTok"/>
+        </w:rPr>
+        <w:t xml:space="preserve">        categories_main</w:t>
+      </w:r>
+      <w:r>
+        <w:rPr>
+          <w:rStyle w:val="OperatorTok"/>
+        </w:rPr>
+        <w:t xml:space="preserve">=</w:t>
+      </w:r>
+      <w:r>
+        <w:rPr>
+          <w:rStyle w:val="KeywordTok"/>
+        </w:rPr>
+        <w:t xml:space="preserve">lambda</w:t>
+      </w:r>
+      <w:r>
+        <w:rPr>
+          <w:rStyle w:val="NormalTok"/>
+        </w:rPr>
+        <w:t xml:space="preserve"> d: d[</w:t>
+      </w:r>
+      <w:r>
+        <w:rPr>
+          <w:rStyle w:val="StringTok"/>
+        </w:rPr>
+        <w:t xml:space="preserve">"categories"</w:t>
+      </w:r>
+      <w:r>
+        <w:rPr>
+          <w:rStyle w:val="NormalTok"/>
+        </w:rPr>
+        <w:t xml:space="preserve">].</w:t>
+      </w:r>
+      <w:r>
+        <w:rPr>
+          <w:rStyle w:val="BuiltInTok"/>
+        </w:rPr>
+        <w:t xml:space="preserve">str</w:t>
+      </w:r>
+      <w:r>
+        <w:rPr>
+          <w:rStyle w:val="NormalTok"/>
+        </w:rPr>
+        <w:t xml:space="preserve">[</w:t>
+      </w:r>
+      <w:r>
+        <w:rPr>
+          <w:rStyle w:val="StringTok"/>
+        </w:rPr>
+        <w:t xml:space="preserve">"main"</w:t>
+      </w:r>
+      <w:r>
+        <w:rPr>
+          <w:rStyle w:val="NormalTok"/>
+        </w:rPr>
+        <w:t xml:space="preserve">],</w:t>
+      </w:r>
+      <w:r>
+        <w:br/>
+      </w:r>
+      <w:r>
+        <w:rPr>
+          <w:rStyle w:val="NormalTok"/>
+        </w:rPr>
+        <w:t xml:space="preserve">    )</w:t>
+      </w:r>
+      <w:r>
+        <w:br/>
+      </w:r>
+      <w:r>
+        <w:rPr>
+          <w:rStyle w:val="NormalTok"/>
+        </w:rPr>
+        <w:t xml:space="preserve">    .loc[:, [</w:t>
+      </w:r>
+      <w:r>
+        <w:rPr>
+          <w:rStyle w:val="StringTok"/>
+        </w:rPr>
+        <w:t xml:space="preserve">"names_primary"</w:t>
+      </w:r>
+      <w:r>
+        <w:rPr>
+          <w:rStyle w:val="NormalTok"/>
+        </w:rPr>
+        <w:t xml:space="preserve">, </w:t>
+      </w:r>
+      <w:r>
+        <w:rPr>
+          <w:rStyle w:val="StringTok"/>
+        </w:rPr>
+        <w:t xml:space="preserve">"categories_main"</w:t>
+      </w:r>
+      <w:r>
+        <w:rPr>
+          <w:rStyle w:val="NormalTok"/>
+        </w:rPr>
+        <w:t xml:space="preserve">, </w:t>
+      </w:r>
+      <w:r>
+        <w:rPr>
+          <w:rStyle w:val="StringTok"/>
+        </w:rPr>
+        <w:t xml:space="preserve">"confidence"</w:t>
+      </w:r>
+      <w:r>
+        <w:rPr>
+          <w:rStyle w:val="NormalTok"/>
+        </w:rPr>
+        <w:t xml:space="preserve">, </w:t>
+      </w:r>
+      <w:r>
+        <w:rPr>
+          <w:rStyle w:val="StringTok"/>
+        </w:rPr>
+        <w:t xml:space="preserve">"geometry"</w:t>
+      </w:r>
+      <w:r>
+        <w:rPr>
+          <w:rStyle w:val="NormalTok"/>
+        </w:rPr>
+        <w:t xml:space="preserve">]]</w:t>
+      </w:r>
+      <w:r>
+        <w:br/>
+      </w:r>
+      <w:r>
+        <w:rPr>
+          <w:rStyle w:val="NormalTok"/>
+        </w:rPr>
+        <w:t xml:space="preserve">    .explore(tiles</w:t>
+      </w:r>
+      <w:r>
+        <w:rPr>
+          <w:rStyle w:val="OperatorTok"/>
+        </w:rPr>
+        <w:t xml:space="preserve">=</w:t>
+      </w:r>
+      <w:r>
+        <w:rPr>
+          <w:rStyle w:val="StringTok"/>
+        </w:rPr>
+        <w:t xml:space="preserve">"CartoDB.Voyager"</w:t>
+      </w:r>
+      <w:r>
+        <w:rPr>
+          <w:rStyle w:val="NormalTok"/>
+        </w:rPr>
+        <w:t xml:space="preserve">, zoom_start</w:t>
+      </w:r>
+      <w:r>
+        <w:rPr>
+          <w:rStyle w:val="OperatorTok"/>
+        </w:rPr>
+        <w:t xml:space="preserve">=</w:t>
+      </w:r>
+      <w:r>
+        <w:rPr>
           <w:rStyle w:val="DecValTok"/>
         </w:rPr>
-        <w:t xml:space="preserve">123</w:t>
-      </w:r>
-      <w:r>
-        <w:rPr>
-          <w:rStyle w:val="NormalTok"/>
-        </w:rPr>
-        <w:t xml:space="preserve">) </w:t>
-      </w:r>
-      <w:r>
-        <w:rPr>
-          <w:rStyle w:val="OperatorTok"/>
-        </w:rPr>
-        <w:t xml:space="preserve">\</w:t>
-      </w:r>
-      <w:r>
-        <w:br/>
-      </w:r>
-      <w:r>
-        <w:rPr>
-          <w:rStyle w:val="NormalTok"/>
-        </w:rPr>
-        <w:t xml:space="preserve">    .rename(columns</w:t>
-      </w:r>
-      <w:r>
-        <w:rPr>
-          <w:rStyle w:val="OperatorTok"/>
-        </w:rPr>
-        <w:t xml:space="preserve">=</w:t>
-      </w:r>
-      <w:r>
-        <w:rPr>
-          <w:rStyle w:val="NormalTok"/>
-        </w:rPr>
-        <w:t xml:space="preserve">{</w:t>
-      </w:r>
-      <w:r>
-        <w:br/>
-      </w:r>
-      <w:r>
-        <w:rPr>
-          <w:rStyle w:val="NormalTok"/>
-        </w:rPr>
-        <w:t xml:space="preserve">        </w:t>
-      </w:r>
-      <w:r>
-        <w:rPr>
-          <w:rStyle w:val="StringTok"/>
-        </w:rPr>
-        <w:t xml:space="preserve">"names.primary"</w:t>
-      </w:r>
-      <w:r>
-        <w:rPr>
-          <w:rStyle w:val="NormalTok"/>
-        </w:rPr>
-        <w:t xml:space="preserve">: </w:t>
-      </w:r>
-      <w:r>
-        <w:rPr>
-          <w:rStyle w:val="StringTok"/>
-        </w:rPr>
-        <w:t xml:space="preserve">"names_primary"</w:t>
-      </w:r>
-      <w:r>
-        <w:rPr>
-          <w:rStyle w:val="NormalTok"/>
-        </w:rPr>
-        <w:t xml:space="preserve">,</w:t>
-      </w:r>
-      <w:r>
-        <w:br/>
-      </w:r>
-      <w:r>
-        <w:rPr>
-          <w:rStyle w:val="NormalTok"/>
-        </w:rPr>
-        <w:t xml:space="preserve">        </w:t>
-      </w:r>
-      <w:r>
-        <w:rPr>
-          <w:rStyle w:val="StringTok"/>
-        </w:rPr>
-        <w:t xml:space="preserve">"categories.main"</w:t>
-      </w:r>
-      <w:r>
-        <w:rPr>
-          <w:rStyle w:val="NormalTok"/>
-        </w:rPr>
-        <w:t xml:space="preserve">: </w:t>
-      </w:r>
-      <w:r>
-        <w:rPr>
-          <w:rStyle w:val="StringTok"/>
-        </w:rPr>
-        <w:t xml:space="preserve">"categories_main"</w:t>
-      </w:r>
-      <w:r>
-        <w:br/>
-      </w:r>
-      <w:r>
-        <w:rPr>
-          <w:rStyle w:val="NormalTok"/>
-        </w:rPr>
-        <w:t xml:space="preserve">    }) </w:t>
-      </w:r>
-      <w:r>
-        <w:rPr>
-          <w:rStyle w:val="OperatorTok"/>
-        </w:rPr>
-        <w:t xml:space="preserve">\</w:t>
-      </w:r>
-      <w:r>
-        <w:br/>
-      </w:r>
-      <w:r>
-        <w:rPr>
-          <w:rStyle w:val="NormalTok"/>
-        </w:rPr>
-        <w:t xml:space="preserve">    [[</w:t>
-      </w:r>
-      <w:r>
-        <w:rPr>
-          <w:rStyle w:val="StringTok"/>
-        </w:rPr>
-        <w:t xml:space="preserve">'names_primary'</w:t>
-      </w:r>
-      <w:r>
-        <w:rPr>
-          <w:rStyle w:val="NormalTok"/>
-        </w:rPr>
-        <w:t xml:space="preserve">, </w:t>
-      </w:r>
-      <w:r>
-        <w:rPr>
-          <w:rStyle w:val="StringTok"/>
-        </w:rPr>
-        <w:t xml:space="preserve">'categories_main'</w:t>
-      </w:r>
-      <w:r>
-        <w:rPr>
-          <w:rStyle w:val="NormalTok"/>
-        </w:rPr>
-        <w:t xml:space="preserve">, </w:t>
-      </w:r>
-      <w:r>
-        <w:rPr>
-          <w:rStyle w:val="StringTok"/>
-        </w:rPr>
-        <w:t xml:space="preserve">'confidence'</w:t>
-      </w:r>
-      <w:r>
-        <w:rPr>
-          <w:rStyle w:val="NormalTok"/>
-        </w:rPr>
-        <w:t xml:space="preserve">, </w:t>
-      </w:r>
-      <w:r>
-        <w:rPr>
-          <w:rStyle w:val="StringTok"/>
-        </w:rPr>
-        <w:t xml:space="preserve">'geometry'</w:t>
-      </w:r>
-      <w:r>
-        <w:rPr>
-          <w:rStyle w:val="NormalTok"/>
-        </w:rPr>
-        <w:t xml:space="preserve">]] </w:t>
-      </w:r>
-      <w:r>
-        <w:rPr>
-          <w:rStyle w:val="OperatorTok"/>
-        </w:rPr>
-        <w:t xml:space="preserve">\</w:t>
-      </w:r>
-      <w:r>
-        <w:br/>
-      </w:r>
-      <w:r>
-        <w:rPr>
-          <w:rStyle w:val="NormalTok"/>
-        </w:rPr>
-        <w:t xml:space="preserve">    .explore(tiles</w:t>
-      </w:r>
-      <w:r>
-        <w:rPr>
-          <w:rStyle w:val="OperatorTok"/>
-        </w:rPr>
-        <w:t xml:space="preserve">=</w:t>
-      </w:r>
-      <w:r>
-        <w:rPr>
-          <w:rStyle w:val="StringTok"/>
-        </w:rPr>
-        <w:t xml:space="preserve">"CartoDB.Voyager"</w:t>
-      </w:r>
-      <w:r>
-        <w:rPr>
-          <w:rStyle w:val="NormalTok"/>
-        </w:rPr>
-        <w:t xml:space="preserve">, zoom_start</w:t>
-      </w:r>
-      <w:r>
-        <w:rPr>
-          <w:rStyle w:val="OperatorTok"/>
-        </w:rPr>
-        <w:t xml:space="preserve">=</w:t>
-      </w:r>
-      <w:r>
-        <w:rPr>
-          <w:rStyle w:val="DecValTok"/>
-        </w:rPr>
         <w:t xml:space="preserve">9</w:t>
+      </w:r>
+      <w:r>
+        <w:rPr>
+          <w:rStyle w:val="NormalTok"/>
+        </w:rPr>
+        <w:t xml:space="preserve">)</w:t>
+      </w:r>
+      <w:r>
+        <w:br/>
       </w:r>
       <w:r>
         <w:rPr>
